--- a/tests/evidence/Testing_Evidence.docx
+++ b/tests/evidence/Testing_Evidence.docx
@@ -2,6 +2,31 @@
 <file path=word/document.xml><?xml version="1.0" encoding="utf-8"?>
 <w:document xmlns:wpc="http://schemas.microsoft.com/office/word/2010/wordprocessingCanvas" xmlns:cx="http://schemas.microsoft.com/office/drawing/2014/chartex" xmlns:cx1="http://schemas.microsoft.com/office/drawing/2015/9/8/chartex" xmlns:cx2="http://schemas.microsoft.com/office/drawing/2015/10/21/chartex" xmlns:cx3="http://schemas.microsoft.com/office/drawing/2016/5/9/chartex" xmlns:cx4="http://schemas.microsoft.com/office/drawing/2016/5/10/chartex" xmlns:cx5="http://schemas.microsoft.com/office/drawing/2016/5/11/chartex" xmlns:cx6="http://schemas.microsoft.com/office/drawing/2016/5/12/chartex" xmlns:cx7="http://schemas.microsoft.com/office/drawing/2016/5/13/chartex" xmlns:cx8="http://schemas.microsoft.com/office/drawing/2016/5/14/chartex" xmlns:mc="http://schemas.openxmlformats.org/markup-compatibility/2006" xmlns:aink="http://schemas.microsoft.com/office/drawing/2016/ink" xmlns:am3d="http://schemas.microsoft.com/office/drawing/2017/model3d" xmlns:o="urn:schemas-microsoft-com:office:office" xmlns:oel="http://schemas.microsoft.com/office/2019/extlst" xmlns:r="http://schemas.openxmlformats.org/officeDocument/2006/relationships" xmlns:m="http://schemas.openxmlformats.org/officeDocument/2006/math" xmlns:v="urn:schemas-microsoft-com:vml" xmlns:wp14="http://schemas.microsoft.com/office/word/2010/wordprocessingDrawing" xmlns:wp="http://schemas.openxmlformats.org/drawingml/2006/wordprocessingDrawing" xmlns:w10="urn:schemas-microsoft-com:office:word" xmlns:w="http://schemas.openxmlformats.org/wordprocessingml/2006/main" xmlns:w14="http://schemas.microsoft.com/office/word/2010/wordml" xmlns:w15="http://schemas.microsoft.com/office/word/2012/wordml" xmlns:w16cex="http://schemas.microsoft.com/office/word/2018/wordml/cex" xmlns:w16cid="http://schemas.microsoft.com/office/word/2016/wordml/cid" xmlns:w16="http://schemas.microsoft.com/office/word/2018/wordml" xmlns:w16du="http://schemas.microsoft.com/office/word/2023/wordml/word16du" xmlns:w16sdtdh="http://schemas.microsoft.com/office/word/2020/wordml/sdtdatahash" xmlns:w16sdtfl="http://schemas.microsoft.com/office/word/2024/wordml/sdtformatlock" xmlns:w16se="http://schemas.microsoft.com/office/word/2015/wordml/symex" xmlns:wpg="http://schemas.microsoft.com/office/word/2010/wordprocessingGroup" xmlns:wpi="http://schemas.microsoft.com/office/word/2010/wordprocessingInk" xmlns:wne="http://schemas.microsoft.com/office/word/2006/wordml" xmlns:wps="http://schemas.microsoft.com/office/word/2010/wordprocessingShape" mc:Ignorable="w14 w15 w16se w16cid w16 w16cex w16sdtdh w16sdtfl w16du wp14">
   <w:body>
+    <w:p>
+      <w:pPr>
+        <w:rPr>
+          <w:b/>
+          <w:bCs/>
+          <w:color w:val="7030A0"/>
+        </w:rPr>
+      </w:pPr>
+      <w:r>
+        <w:rPr>
+          <w:b/>
+          <w:bCs/>
+          <w:color w:val="7030A0"/>
+        </w:rPr>
+        <w:t xml:space="preserve">Main </w:t>
+      </w:r>
+      <w:r>
+        <w:rPr>
+          <w:b/>
+          <w:bCs/>
+          <w:color w:val="7030A0"/>
+        </w:rPr>
+        <w:t>UI</w:t>
+      </w:r>
+    </w:p>
     <w:p>
       <w:r>
         <w:drawing>
@@ -42,12 +67,54 @@
       </w:r>
     </w:p>
     <w:p>
+      <w:pPr>
+        <w:rPr>
+          <w:b/>
+          <w:bCs/>
+          <w:color w:val="7030A0"/>
+        </w:rPr>
+      </w:pPr>
       <w:r>
+        <w:rPr>
+          <w:b/>
+          <w:bCs/>
+          <w:color w:val="7030A0"/>
+        </w:rPr>
+        <w:t xml:space="preserve">Running </w:t>
+      </w:r>
+      <w:r>
+        <w:rPr>
+          <w:b/>
+          <w:bCs/>
+          <w:color w:val="7030A0"/>
+        </w:rPr>
+        <w:t>Configured Test</w:t>
+      </w:r>
+      <w:r>
+        <w:rPr>
+          <w:b/>
+          <w:bCs/>
+          <w:color w:val="7030A0"/>
+        </w:rPr>
+        <w:t>s</w:t>
+      </w:r>
+      <w:r>
+        <w:rPr>
+          <w:b/>
+          <w:bCs/>
+          <w:color w:val="7030A0"/>
+        </w:rPr>
+        <w:t xml:space="preserve"> </w:t>
+      </w:r>
+    </w:p>
+    <w:p>
+      <w:r>
+        <w:lastRenderedPageBreak/>
         <w:drawing>
-          <wp:inline distT="0" distB="0" distL="0" distR="0" wp14:anchorId="30FB8667" wp14:editId="021C62DA">
-            <wp:extent cx="5943600" cy="5382895"/>
-            <wp:effectExtent l="0" t="0" r="0" b="8255"/>
-            <wp:docPr id="744539844" name="Picture 1"/>
+          <wp:inline distT="0" distB="0" distL="0" distR="0" wp14:anchorId="0296DFE1" wp14:editId="6CFFBCBB">
+            <wp:extent cx="6858000" cy="7599045"/>
+            <wp:effectExtent l="0" t="0" r="0" b="1905"/>
+            <wp:docPr id="509751345" name="Picture 1"/>
             <wp:cNvGraphicFramePr>
               <a:graphicFrameLocks xmlns:a="http://schemas.openxmlformats.org/drawingml/2006/main" noChangeAspect="1"/>
             </wp:cNvGraphicFramePr>
@@ -55,7 +122,7 @@
               <a:graphicData uri="http://schemas.openxmlformats.org/drawingml/2006/picture">
                 <pic:pic xmlns:pic="http://schemas.openxmlformats.org/drawingml/2006/picture">
                   <pic:nvPicPr>
-                    <pic:cNvPr id="744539844" name=""/>
+                    <pic:cNvPr id="509751345" name=""/>
                     <pic:cNvPicPr/>
                   </pic:nvPicPr>
                   <pic:blipFill>
@@ -67,7 +134,119 @@
                   <pic:spPr>
                     <a:xfrm>
                       <a:off x="0" y="0"/>
-                      <a:ext cx="5943600" cy="5382895"/>
+                      <a:ext cx="6858000" cy="7599045"/>
+                    </a:xfrm>
+                    <a:prstGeom prst="rect">
+                      <a:avLst/>
+                    </a:prstGeom>
+                  </pic:spPr>
+                </pic:pic>
+              </a:graphicData>
+            </a:graphic>
+          </wp:inline>
+        </w:drawing>
+      </w:r>
+    </w:p>
+    <w:p>
+      <w:pPr>
+        <w:rPr>
+          <w:b/>
+          <w:bCs/>
+          <w:color w:val="7030A0"/>
+        </w:rPr>
+      </w:pPr>
+      <w:r>
+        <w:rPr>
+          <w:b/>
+          <w:bCs/>
+          <w:color w:val="7030A0"/>
+        </w:rPr>
+        <w:br w:type="page"/>
+      </w:r>
+    </w:p>
+    <w:p>
+      <w:r>
+        <w:rPr>
+          <w:b/>
+          <w:bCs/>
+          <w:color w:val="7030A0"/>
+        </w:rPr>
+        <w:lastRenderedPageBreak/>
+        <w:t xml:space="preserve">Verifying </w:t>
+      </w:r>
+      <w:r>
+        <w:rPr>
+          <w:b/>
+          <w:bCs/>
+          <w:color w:val="7030A0"/>
+        </w:rPr>
+        <w:t>labels against application data:</w:t>
+      </w:r>
+      <w:r>
+        <w:drawing>
+          <wp:inline distT="0" distB="0" distL="0" distR="0" wp14:anchorId="42DF883A" wp14:editId="08ACEBC3">
+            <wp:extent cx="6858000" cy="4688205"/>
+            <wp:effectExtent l="0" t="0" r="0" b="0"/>
+            <wp:docPr id="150476279" name="Picture 1"/>
+            <wp:cNvGraphicFramePr>
+              <a:graphicFrameLocks xmlns:a="http://schemas.openxmlformats.org/drawingml/2006/main" noChangeAspect="1"/>
+            </wp:cNvGraphicFramePr>
+            <a:graphic xmlns:a="http://schemas.openxmlformats.org/drawingml/2006/main">
+              <a:graphicData uri="http://schemas.openxmlformats.org/drawingml/2006/picture">
+                <pic:pic xmlns:pic="http://schemas.openxmlformats.org/drawingml/2006/picture">
+                  <pic:nvPicPr>
+                    <pic:cNvPr id="150476279" name=""/>
+                    <pic:cNvPicPr/>
+                  </pic:nvPicPr>
+                  <pic:blipFill>
+                    <a:blip r:embed="rId6"/>
+                    <a:stretch>
+                      <a:fillRect/>
+                    </a:stretch>
+                  </pic:blipFill>
+                  <pic:spPr>
+                    <a:xfrm>
+                      <a:off x="0" y="0"/>
+                      <a:ext cx="6858000" cy="4688205"/>
+                    </a:xfrm>
+                    <a:prstGeom prst="rect">
+                      <a:avLst/>
+                    </a:prstGeom>
+                  </pic:spPr>
+                </pic:pic>
+              </a:graphicData>
+            </a:graphic>
+          </wp:inline>
+        </w:drawing>
+      </w:r>
+    </w:p>
+    <w:p>
+      <w:r>
+        <w:drawing>
+          <wp:inline distT="0" distB="0" distL="0" distR="0" wp14:anchorId="67F8B8E8" wp14:editId="7043F3EE">
+            <wp:extent cx="6858000" cy="3599180"/>
+            <wp:effectExtent l="0" t="0" r="0" b="1270"/>
+            <wp:docPr id="2028771300" name="Picture 1"/>
+            <wp:cNvGraphicFramePr>
+              <a:graphicFrameLocks xmlns:a="http://schemas.openxmlformats.org/drawingml/2006/main" noChangeAspect="1"/>
+            </wp:cNvGraphicFramePr>
+            <a:graphic xmlns:a="http://schemas.openxmlformats.org/drawingml/2006/main">
+              <a:graphicData uri="http://schemas.openxmlformats.org/drawingml/2006/picture">
+                <pic:pic xmlns:pic="http://schemas.openxmlformats.org/drawingml/2006/picture">
+                  <pic:nvPicPr>
+                    <pic:cNvPr id="2028771300" name=""/>
+                    <pic:cNvPicPr/>
+                  </pic:nvPicPr>
+                  <pic:blipFill>
+                    <a:blip r:embed="rId7"/>
+                    <a:stretch>
+                      <a:fillRect/>
+                    </a:stretch>
+                  </pic:blipFill>
+                  <pic:spPr>
+                    <a:xfrm>
+                      <a:off x="0" y="0"/>
+                      <a:ext cx="6858000" cy="3599180"/>
                     </a:xfrm>
                     <a:prstGeom prst="rect">
                       <a:avLst/>
@@ -84,10 +263,10 @@
       <w:r>
         <w:lastRenderedPageBreak/>
         <w:drawing>
-          <wp:inline distT="0" distB="0" distL="0" distR="0" wp14:anchorId="02D21722" wp14:editId="1DF5082B">
-            <wp:extent cx="5943600" cy="4465320"/>
+          <wp:inline distT="0" distB="0" distL="0" distR="0" wp14:anchorId="25AC6515" wp14:editId="1D1E87C5">
+            <wp:extent cx="6858000" cy="3448050"/>
             <wp:effectExtent l="0" t="0" r="0" b="0"/>
-            <wp:docPr id="2045697776" name="Picture 1"/>
+            <wp:docPr id="1438851011" name="Picture 1"/>
             <wp:cNvGraphicFramePr>
               <a:graphicFrameLocks xmlns:a="http://schemas.openxmlformats.org/drawingml/2006/main" noChangeAspect="1"/>
             </wp:cNvGraphicFramePr>
@@ -95,86 +274,7 @@
               <a:graphicData uri="http://schemas.openxmlformats.org/drawingml/2006/picture">
                 <pic:pic xmlns:pic="http://schemas.openxmlformats.org/drawingml/2006/picture">
                   <pic:nvPicPr>
-                    <pic:cNvPr id="2045697776" name=""/>
-                    <pic:cNvPicPr/>
-                  </pic:nvPicPr>
-                  <pic:blipFill>
-                    <a:blip r:embed="rId6"/>
-                    <a:stretch>
-                      <a:fillRect/>
-                    </a:stretch>
-                  </pic:blipFill>
-                  <pic:spPr>
-                    <a:xfrm>
-                      <a:off x="0" y="0"/>
-                      <a:ext cx="5943600" cy="4465320"/>
-                    </a:xfrm>
-                    <a:prstGeom prst="rect">
-                      <a:avLst/>
-                    </a:prstGeom>
-                  </pic:spPr>
-                </pic:pic>
-              </a:graphicData>
-            </a:graphic>
-          </wp:inline>
-        </w:drawing>
-      </w:r>
-    </w:p>
-    <w:p>
-      <w:r>
-        <w:drawing>
-          <wp:inline distT="0" distB="0" distL="0" distR="0" wp14:anchorId="78964D54" wp14:editId="3FEE2672">
-            <wp:extent cx="5943600" cy="4224655"/>
-            <wp:effectExtent l="0" t="0" r="0" b="4445"/>
-            <wp:docPr id="363336754" name="Picture 1"/>
-            <wp:cNvGraphicFramePr>
-              <a:graphicFrameLocks xmlns:a="http://schemas.openxmlformats.org/drawingml/2006/main" noChangeAspect="1"/>
-            </wp:cNvGraphicFramePr>
-            <a:graphic xmlns:a="http://schemas.openxmlformats.org/drawingml/2006/main">
-              <a:graphicData uri="http://schemas.openxmlformats.org/drawingml/2006/picture">
-                <pic:pic xmlns:pic="http://schemas.openxmlformats.org/drawingml/2006/picture">
-                  <pic:nvPicPr>
-                    <pic:cNvPr id="363336754" name=""/>
-                    <pic:cNvPicPr/>
-                  </pic:nvPicPr>
-                  <pic:blipFill>
-                    <a:blip r:embed="rId7"/>
-                    <a:stretch>
-                      <a:fillRect/>
-                    </a:stretch>
-                  </pic:blipFill>
-                  <pic:spPr>
-                    <a:xfrm>
-                      <a:off x="0" y="0"/>
-                      <a:ext cx="5943600" cy="4224655"/>
-                    </a:xfrm>
-                    <a:prstGeom prst="rect">
-                      <a:avLst/>
-                    </a:prstGeom>
-                  </pic:spPr>
-                </pic:pic>
-              </a:graphicData>
-            </a:graphic>
-          </wp:inline>
-        </w:drawing>
-      </w:r>
-    </w:p>
-    <w:p>
-      <w:r>
-        <w:lastRenderedPageBreak/>
-        <w:drawing>
-          <wp:inline distT="0" distB="0" distL="0" distR="0" wp14:anchorId="5B94526B" wp14:editId="395FEFBA">
-            <wp:extent cx="5943600" cy="3912235"/>
-            <wp:effectExtent l="0" t="0" r="0" b="0"/>
-            <wp:docPr id="199003131" name="Picture 1"/>
-            <wp:cNvGraphicFramePr>
-              <a:graphicFrameLocks xmlns:a="http://schemas.openxmlformats.org/drawingml/2006/main" noChangeAspect="1"/>
-            </wp:cNvGraphicFramePr>
-            <a:graphic xmlns:a="http://schemas.openxmlformats.org/drawingml/2006/main">
-              <a:graphicData uri="http://schemas.openxmlformats.org/drawingml/2006/picture">
-                <pic:pic xmlns:pic="http://schemas.openxmlformats.org/drawingml/2006/picture">
-                  <pic:nvPicPr>
-                    <pic:cNvPr id="199003131" name=""/>
+                    <pic:cNvPr id="1438851011" name=""/>
                     <pic:cNvPicPr/>
                   </pic:nvPicPr>
                   <pic:blipFill>
@@ -186,7 +286,7 @@
                   <pic:spPr>
                     <a:xfrm>
                       <a:off x="0" y="0"/>
-                      <a:ext cx="5943600" cy="3912235"/>
+                      <a:ext cx="6858000" cy="3448050"/>
                     </a:xfrm>
                     <a:prstGeom prst="rect">
                       <a:avLst/>
